--- a/Requerimientos-sprint-3/sprint-retrospective.docx
+++ b/Requerimientos-sprint-3/sprint-retrospective.docx
@@ -337,7 +337,7 @@
       </w:pPr>
       <w:r>
         <w:rPr/>
-        <w:t>Comunicación fluida entre integrantes</w:t>
+        <w:t>Comunicación fluida entre integrantes.</w:t>
       </w:r>
     </w:p>
     <w:p>
@@ -451,7 +451,15 @@
       </w:pPr>
       <w:r>
         <w:rPr/>
-        <w:t>Mala estimación del trabajo, no se llegó a completar todos los issues asignados al sprint</w:t>
+        <w:t>M</w:t>
+      </w:r>
+      <w:r>
+        <w:rPr/>
+        <w:t>uy m</w:t>
+      </w:r>
+      <w:r>
+        <w:rPr/>
+        <w:t>ala estimación del trabajo, no se llegó a completar todos los issues asignados al sprint.</w:t>
       </w:r>
     </w:p>
     <w:p>
@@ -465,7 +473,7 @@
       </w:pPr>
       <w:r>
         <w:rPr/>
-        <w:t>No se calculo correctamente el trabajo requerido por issue</w:t>
+        <w:t>No se calculo correctamente el trabajo requerido por issue.</w:t>
       </w:r>
     </w:p>
     <w:p>
@@ -518,7 +526,7 @@
       </w:pPr>
       <w:r>
         <w:rPr/>
-        <w:t>Resolver conflictos de merge</w:t>
+        <w:t>Resolver conflictos de merge.</w:t>
       </w:r>
     </w:p>
     <w:p>
@@ -539,7 +547,7 @@
           <w:i w:val="false"/>
           <w:iCs w:val="false"/>
         </w:rPr>
-        <w:t>Revertir commits</w:t>
+        <w:t>Revertir commits.</w:t>
       </w:r>
     </w:p>
     <w:p>
@@ -564,7 +572,7 @@
       </w:r>
       <w:r>
         <w:rPr/>
-        <w:t>y Pull Requests</w:t>
+        <w:t>y Pull Requests.</w:t>
       </w:r>
     </w:p>
     <w:p>
@@ -630,7 +638,24 @@
       </w:pPr>
       <w:r>
         <w:rPr/>
-        <w:t>Estimar mejor el tiempo y esfuerzo de las tareas</w:t>
+        <w:t>Estimar mejor el tiempo y esfuerzo de las tareas.</w:t>
+      </w:r>
+    </w:p>
+    <w:p>
+      <w:pPr>
+        <w:pStyle w:val="ListParagraph"/>
+        <w:numPr>
+          <w:ilvl w:val="0"/>
+          <w:numId w:val="6"/>
+        </w:numPr>
+        <w:spacing w:before="0" w:after="11"/>
+        <w:ind w:hanging="0" w:start="710"/>
+        <w:contextualSpacing/>
+        <w:rPr/>
+      </w:pPr>
+      <w:r>
+        <w:rPr/>
+        <w:t>Finalizar todos los issues criticos para la completa funcionalidad de la aplicación.</w:t>
       </w:r>
     </w:p>
     <w:sectPr>
